--- a/pr-preview/pr-331/classification-handout.docx
+++ b/pr-preview/pr-331/classification-handout.docx
@@ -15,7 +15,7 @@
         <w:pStyle w:val="Date"/>
       </w:pPr>
       <w:r>
-        <w:t xml:space="preserve">Last modified: 2026-10-18 00:41:10 (PDT)</w:t>
+        <w:t xml:space="preserve">Last modified: 2026-10-18 13:25:37 (PDT)</w:t>
       </w:r>
     </w:p>
     <w:bookmarkStart w:id="18" w:name="introduction"/>
@@ -167,6 +167,12 @@
         </w:r>
       </w:hyperlink>
       <w:r>
+        <w:t xml:space="preserve"> </w:t>
+      </w:r>
+      <w:r>
+        <w:t xml:space="preserve">[1]</w:t>
+      </w:r>
+      <w:r>
         <w:t xml:space="preserve">.</w:t>
       </w:r>
     </w:p>
@@ -225,6 +231,12 @@
         </m:r>
       </m:oMath>
       <w:r>
+        <w:t xml:space="preserve"> </w:t>
+      </w:r>
+      <w:r>
+        <w:t xml:space="preserve">[2]</w:t>
+      </w:r>
+      <w:r>
         <w:t xml:space="preserve">.</w:t>
       </w:r>
     </w:p>
@@ -239,7 +251,7 @@
         <w:t xml:space="preserve"> </w:t>
       </w:r>
       <w:r>
-        <w:t xml:space="preserve">Wikipedia contributors (2026i)</w:t>
+        <w:t xml:space="preserve">Wikipedia contributors [2]</w:t>
       </w:r>
       <w:r>
         <w:t xml:space="preserve">.</w:t>
@@ -1059,7 +1071,16 @@
         </m:r>
       </m:oMath>
       <w:r>
-        <w:t xml:space="preserve">):</w:t>
+        <w:t xml:space="preserve">)</w:t>
+      </w:r>
+      <w:r>
+        <w:t xml:space="preserve"> </w:t>
+      </w:r>
+      <w:r>
+        <w:t xml:space="preserve">[3]</w:t>
+      </w:r>
+      <w:r>
+        <w:t xml:space="preserve">:</w:t>
       </w:r>
     </w:p>
     <w:p>
@@ -1164,7 +1185,7 @@
         <w:t xml:space="preserve"> </w:t>
       </w:r>
       <w:r>
-        <w:t xml:space="preserve">Wikipedia contributors (2026h)</w:t>
+        <w:t xml:space="preserve">Wikipedia contributors [3]</w:t>
       </w:r>
       <w:r>
         <w:t xml:space="preserve">.</w:t>
@@ -1532,7 +1553,7 @@
         <w:t xml:space="preserve"> </w:t>
       </w:r>
       <w:r>
-        <w:t xml:space="preserve">Wikipedia contributors (2026h)</w:t>
+        <w:t xml:space="preserve">Wikipedia contributors [3]</w:t>
       </w:r>
       <w:r>
         <w:t xml:space="preserve">.</w:t>
@@ -1989,7 +2010,16 @@
         </m:r>
       </m:oMath>
       <w:r>
-        <w:t xml:space="preserve">):</w:t>
+        <w:t xml:space="preserve">)</w:t>
+      </w:r>
+      <w:r>
+        <w:t xml:space="preserve"> </w:t>
+      </w:r>
+      <w:r>
+        <w:t xml:space="preserve">[4]</w:t>
+      </w:r>
+      <w:r>
+        <w:t xml:space="preserve">:</w:t>
       </w:r>
     </w:p>
     <w:p>
@@ -2082,7 +2112,7 @@
         <w:t xml:space="preserve"> </w:t>
       </w:r>
       <w:r>
-        <w:t xml:space="preserve">Wikipedia contributors (2026f)</w:t>
+        <w:t xml:space="preserve">Wikipedia contributors [4]</w:t>
       </w:r>
       <w:r>
         <w:t xml:space="preserve">.</w:t>
@@ -2484,7 +2514,16 @@
         </m:r>
       </m:oMath>
       <w:r>
-        <w:t xml:space="preserve">):</w:t>
+        <w:t xml:space="preserve">)</w:t>
+      </w:r>
+      <w:r>
+        <w:t xml:space="preserve"> </w:t>
+      </w:r>
+      <w:r>
+        <w:t xml:space="preserve">[5]</w:t>
+      </w:r>
+      <w:r>
+        <w:t xml:space="preserve">:</w:t>
       </w:r>
     </w:p>
     <w:p>
@@ -2589,7 +2628,7 @@
         <w:t xml:space="preserve"> </w:t>
       </w:r>
       <w:r>
-        <w:t xml:space="preserve">Wikipedia contributors (2026e)</w:t>
+        <w:t xml:space="preserve">Wikipedia contributors [5]</w:t>
       </w:r>
       <w:r>
         <w:t xml:space="preserve">.</w:t>
@@ -2987,7 +3026,7 @@
         <w:t xml:space="preserve"> </w:t>
       </w:r>
       <w:r>
-        <w:t xml:space="preserve">Wikipedia contributors (2026e)</w:t>
+        <w:t xml:space="preserve">Wikipedia contributors [5]</w:t>
       </w:r>
       <w:r>
         <w:t xml:space="preserve">.</w:t>
@@ -6891,7 +6930,7 @@
         <w:t xml:space="preserve"> </w:t>
       </w:r>
       <w:r>
-        <w:t xml:space="preserve">Wikipedia contributors (2026a)</w:t>
+        <w:t xml:space="preserve">Wikipedia contributors [1]</w:t>
       </w:r>
       <w:r>
         <w:t xml:space="preserve">.</w:t>
@@ -9472,7 +9511,16 @@
         <w:t xml:space="preserve"> </w:t>
       </w:r>
       <w:r>
-        <w:t xml:space="preserve">counts the four combinations:</w:t>
+        <w:t xml:space="preserve">counts the four combinations</w:t>
+      </w:r>
+      <w:r>
+        <w:t xml:space="preserve"> </w:t>
+      </w:r>
+      <w:r>
+        <w:t xml:space="preserve">[6]</w:t>
+      </w:r>
+      <w:r>
+        <w:t xml:space="preserve">:</w:t>
       </w:r>
     </w:p>
     <w:tbl>
@@ -9948,7 +9996,7 @@
         <w:t xml:space="preserve"> </w:t>
       </w:r>
       <w:r>
-        <w:t xml:space="preserve">Wikipedia contributors (2026c)</w:t>
+        <w:t xml:space="preserve">Wikipedia contributors [6]</w:t>
       </w:r>
       <w:r>
         <w:t xml:space="preserve">.</w:t>
@@ -11543,7 +11591,7 @@
         <w:t xml:space="preserve"> </w:t>
       </w:r>
       <w:r>
-        <w:t xml:space="preserve">Cicchetti and Feinstein (1990)</w:t>
+        <w:t xml:space="preserve">Cicchetti and Feinstein [7]</w:t>
       </w:r>
       <w:r>
         <w:t xml:space="preserve">.</w:t>
@@ -12183,7 +12231,7 @@
         <w:t xml:space="preserve"> </w:t>
       </w:r>
       <w:r>
-        <w:t xml:space="preserve">Cicchetti and Feinstein (1990)</w:t>
+        <w:t xml:space="preserve">Cicchetti and Feinstein [7]</w:t>
       </w:r>
       <w:r>
         <w:t xml:space="preserve">.</w:t>
@@ -13910,7 +13958,16 @@
         <w:t xml:space="preserve"> </w:t>
       </w:r>
       <w:r>
-        <w:t xml:space="preserve">is the reciprocal of the average of their reciprocals:</w:t>
+        <w:t xml:space="preserve">is the reciprocal of the average of their reciprocals</w:t>
+      </w:r>
+      <w:r>
+        <w:t xml:space="preserve"> </w:t>
+      </w:r>
+      <w:r>
+        <w:t xml:space="preserve">[8]</w:t>
+      </w:r>
+      <w:r>
+        <w:t xml:space="preserve">:</w:t>
       </w:r>
     </w:p>
     <w:p>
@@ -14050,7 +14107,7 @@
         <w:t xml:space="preserve"> </w:t>
       </w:r>
       <w:r>
-        <w:t xml:space="preserve">Wikipedia contributors (2026d)</w:t>
+        <w:t xml:space="preserve">Wikipedia contributors [8]</w:t>
       </w:r>
       <w:r>
         <w:t xml:space="preserve">.</w:t>
@@ -19511,7 +19568,7 @@
         <w:t xml:space="preserve"> </w:t>
       </w:r>
       <w:r>
-        <w:t xml:space="preserve">Cohen (1960)</w:t>
+        <w:t xml:space="preserve">Cohen [9]</w:t>
       </w:r>
       <w:r>
         <w:t xml:space="preserve">.</w:t>
@@ -20127,7 +20184,16 @@
         </w:r>
       </w:hyperlink>
       <w:r>
-        <w:t xml:space="preserve">):</w:t>
+        <w:t xml:space="preserve">)</w:t>
+      </w:r>
+      <w:r>
+        <w:t xml:space="preserve"> </w:t>
+      </w:r>
+      <w:r>
+        <w:t xml:space="preserve">[10]</w:t>
+      </w:r>
+      <w:r>
+        <w:t xml:space="preserve">:</w:t>
       </w:r>
     </w:p>
     <w:p>
@@ -20353,7 +20419,7 @@
               <w:spacing w:before="16" w:after="16"/>
             </w:pPr>
             <w:r>
-              <w:t xml:space="preserve">Cohen (1960)</w:t>
+              <w:t xml:space="preserve">Cohen [9]</w:t>
             </w:r>
             <w:r>
               <w:t xml:space="preserve">;</w:t>
@@ -20362,7 +20428,7 @@
               <w:t xml:space="preserve"> </w:t>
             </w:r>
             <w:r>
-              <w:t xml:space="preserve">Wikipedia contributors (2026b)</w:t>
+              <w:t xml:space="preserve">Wikipedia contributors [10]</w:t>
             </w:r>
             <w:r>
               <w:t xml:space="preserve">.</w:t>
@@ -22169,7 +22235,7 @@
         <w:t xml:space="preserve"> </w:t>
       </w:r>
       <w:r>
-        <w:t xml:space="preserve">Feinstein and Cicchetti (1990)</w:t>
+        <w:t xml:space="preserve">Feinstein and Cicchetti [11]</w:t>
       </w:r>
       <w:r>
         <w:t xml:space="preserve"> </w:t>
@@ -22265,7 +22331,7 @@
         <w:t xml:space="preserve"> </w:t>
       </w:r>
       <w:r>
-        <w:t xml:space="preserve">Cicchetti and Feinstein (1990)</w:t>
+        <w:t xml:space="preserve">Cicchetti and Feinstein [7]</w:t>
       </w:r>
       <w:r>
         <w:t xml:space="preserve"> </w:t>
@@ -22297,7 +22363,7 @@
         <w:t xml:space="preserve"> </w:t>
       </w:r>
       <w:r>
-        <w:t xml:space="preserve">Feinstein and Cicchetti (1990)</w:t>
+        <w:t xml:space="preserve">Feinstein and Cicchetti [11]</w:t>
       </w:r>
       <w:r>
         <w:t xml:space="preserve">;</w:t>
@@ -22306,7 +22372,7 @@
         <w:t xml:space="preserve"> </w:t>
       </w:r>
       <w:r>
-        <w:t xml:space="preserve">Cicchetti and Feinstein (1990)</w:t>
+        <w:t xml:space="preserve">Cicchetti and Feinstein [7]</w:t>
       </w:r>
       <w:r>
         <w:t xml:space="preserve">.</w:t>
@@ -22314,419 +22380,64 @@
     </w:p>
     <w:bookmarkEnd w:id="121"/>
     <w:bookmarkEnd w:id="122"/>
-    <w:bookmarkStart w:id="123" w:name="further-reading"/>
+    <w:bookmarkStart w:id="146" w:name="references"/>
     <w:p>
       <w:pPr>
         <w:pStyle w:val="Heading2"/>
       </w:pPr>
       <w:r>
-        <w:t xml:space="preserve">Further reading</w:t>
+        <w:t xml:space="preserve">References</w:t>
       </w:r>
     </w:p>
-    <w:p>
-      <w:pPr>
-        <w:numPr>
-          <w:ilvl w:val="0"/>
-          <w:numId w:val="1007"/>
-        </w:numPr>
-      </w:pPr>
-      <w:r>
-        <w:t xml:space="preserve">Wikipedia contributors (2026i)</w:t>
-      </w:r>
-      <w:r>
-        <w:t xml:space="preserve"> </w:t>
-      </w:r>
-      <w:r>
-        <w:t xml:space="preserve">— classification rules and their evaluation</w:t>
-      </w:r>
-    </w:p>
-    <w:p>
-      <w:pPr>
-        <w:numPr>
-          <w:ilvl w:val="0"/>
-          <w:numId w:val="1007"/>
-        </w:numPr>
-      </w:pPr>
-      <w:r>
-        <w:t xml:space="preserve">Wikipedia contributors (2026h)</w:t>
-      </w:r>
-      <w:r>
-        <w:t xml:space="preserve"> </w:t>
-      </w:r>
-      <w:r>
-        <w:t xml:space="preserve">— the two measures of a diagnostic test</w:t>
-      </w:r>
-    </w:p>
-    <w:p>
-      <w:pPr>
-        <w:numPr>
-          <w:ilvl w:val="0"/>
-          <w:numId w:val="1007"/>
-        </w:numPr>
-      </w:pPr>
-      <w:r>
-        <w:t xml:space="preserve">Wikipedia contributors (2026e)</w:t>
-      </w:r>
-      <w:r>
-        <w:t xml:space="preserve"> </w:t>
-      </w:r>
-      <w:r>
-        <w:t xml:space="preserve">— predictive values and their dependence on prevalence</w:t>
-      </w:r>
-    </w:p>
-    <w:p>
-      <w:pPr>
-        <w:numPr>
-          <w:ilvl w:val="0"/>
-          <w:numId w:val="1007"/>
-        </w:numPr>
-      </w:pPr>
-      <w:r>
-        <w:t xml:space="preserve">Wikipedia contributors (2026c)</w:t>
-      </w:r>
-      <w:r>
-        <w:t xml:space="preserve"> </w:t>
-      </w:r>
-      <w:r>
-        <w:t xml:space="preserve">— the table of predicted and true classes</w:t>
-      </w:r>
-    </w:p>
-    <w:p>
-      <w:pPr>
-        <w:numPr>
-          <w:ilvl w:val="0"/>
-          <w:numId w:val="1007"/>
-        </w:numPr>
-      </w:pPr>
-      <w:r>
-        <w:t xml:space="preserve">Wikipedia contributors (2026b)</w:t>
-      </w:r>
-      <w:r>
-        <w:t xml:space="preserve"> </w:t>
-      </w:r>
-      <w:r>
-        <w:t xml:space="preserve">— agreement between two raters beyond chance</w:t>
-      </w:r>
-    </w:p>
-    <w:p>
-      <w:pPr>
-        <w:numPr>
-          <w:ilvl w:val="0"/>
-          <w:numId w:val="1007"/>
-        </w:numPr>
-      </w:pPr>
-      <w:r>
-        <w:t xml:space="preserve">Wikipedia contributors (2026g)</w:t>
-      </w:r>
-      <w:r>
-        <w:t xml:space="preserve"> </w:t>
-      </w:r>
-      <w:r>
-        <w:t xml:space="preserve">— ROC curves and the area under them</w:t>
-      </w:r>
-    </w:p>
-    <w:p>
-      <w:pPr>
-        <w:numPr>
-          <w:ilvl w:val="0"/>
-          <w:numId w:val="1007"/>
-        </w:numPr>
-      </w:pPr>
-      <w:r>
-        <w:t xml:space="preserve">Wikipedia contributors (2026a)</w:t>
-      </w:r>
-      <w:r>
-        <w:t xml:space="preserve"> </w:t>
-      </w:r>
-      <w:r>
-        <w:t xml:space="preserve">— the Wikipedia article on bayes’ theorem</w:t>
-      </w:r>
-    </w:p>
-    <w:p>
-      <w:pPr>
-        <w:numPr>
-          <w:ilvl w:val="0"/>
-          <w:numId w:val="1007"/>
-        </w:numPr>
-      </w:pPr>
-      <w:r>
-        <w:t xml:space="preserve">Wikipedia contributors (2026d)</w:t>
-      </w:r>
-      <w:r>
-        <w:t xml:space="preserve"> </w:t>
-      </w:r>
-      <w:r>
-        <w:t xml:space="preserve">— the Wikipedia article on harmonic mean</w:t>
-      </w:r>
-    </w:p>
-    <w:p>
-      <w:pPr>
-        <w:numPr>
-          <w:ilvl w:val="0"/>
-          <w:numId w:val="1007"/>
-        </w:numPr>
-      </w:pPr>
-      <w:r>
-        <w:t xml:space="preserve">Wikipedia contributors (2026f)</w:t>
-      </w:r>
-      <w:r>
-        <w:t xml:space="preserve"> </w:t>
-      </w:r>
-      <w:r>
-        <w:t xml:space="preserve">— the Wikipedia article on prevalence</w:t>
-      </w:r>
-    </w:p>
-    <w:bookmarkEnd w:id="123"/>
-    <w:bookmarkStart w:id="149" w:name="references"/>
-    <w:p>
-      <w:pPr>
-        <w:pStyle w:val="Heading2"/>
-      </w:pPr>
-      <w:r>
-        <w:t xml:space="preserve">References</w:t>
-      </w:r>
-    </w:p>
-    <w:bookmarkStart w:id="148" w:name="refs"/>
-    <w:bookmarkStart w:id="125" w:name="ref-cicchetti1990high"/>
+    <w:bookmarkStart w:id="145" w:name="refs"/>
+    <w:bookmarkStart w:id="124" w:name="ref-wikipedia_bayes_theorem"/>
     <w:p>
       <w:pPr>
         <w:pStyle w:val="Bibliography"/>
       </w:pPr>
       <w:r>
-        <w:t xml:space="preserve">Cicchetti, Domenic V., and Alvan R. Feinstein. 1990.</w:t>
-      </w:r>
-      <w:r>
-        <w:t xml:space="preserve"> </w:t>
-      </w:r>
-      <w:r>
-        <w:t xml:space="preserve">“High Agreement but Low Kappa:</w:t>
-      </w:r>
-      <w:r>
-        <w:t xml:space="preserve"> </w:t>
-      </w:r>
-      <w:r>
-        <w:t xml:space="preserve">II</w:t>
-      </w:r>
-      <w:r>
-        <w:t xml:space="preserve">.</w:t>
-      </w:r>
-      <w:r>
-        <w:t xml:space="preserve"> </w:t>
-      </w:r>
-      <w:r>
-        <w:t xml:space="preserve">Resolving</w:t>
-      </w:r>
-      <w:r>
-        <w:t xml:space="preserve"> </w:t>
-      </w:r>
-      <w:r>
-        <w:t xml:space="preserve">the Paradoxes.”</w:t>
-      </w:r>
-      <w:r>
-        <w:t xml:space="preserve"> </w:t>
-      </w:r>
-      <w:r>
-        <w:rPr>
-          <w:i/>
-          <w:iCs/>
-        </w:rPr>
-        <w:t xml:space="preserve">Journal of Clinical Epidemiology</w:t>
-      </w:r>
-      <w:r>
-        <w:t xml:space="preserve"> </w:t>
-      </w:r>
-      <w:r>
-        <w:t xml:space="preserve">43 (6): 551–58.</w:t>
-      </w:r>
-      <w:r>
-        <w:t xml:space="preserve"> </w:t>
-      </w:r>
-      <w:hyperlink r:id="rId124">
-        <w:r>
-          <w:rPr>
-            <w:rStyle w:val="Hyperlink"/>
-          </w:rPr>
-          <w:t xml:space="preserve">https://doi.org/10.1016/0895-4356(90)90159-M</w:t>
-        </w:r>
-      </w:hyperlink>
-      <w:r>
-        <w:t xml:space="preserve">.</w:t>
-      </w:r>
-    </w:p>
-    <w:bookmarkEnd w:id="125"/>
-    <w:bookmarkStart w:id="127" w:name="ref-cohen1960coefficient"/>
-    <w:p>
-      <w:pPr>
-        <w:pStyle w:val="Bibliography"/>
-      </w:pPr>
-      <w:r>
-        <w:t xml:space="preserve">Cohen, Jacob. 1960.</w:t>
-      </w:r>
-      <w:r>
-        <w:t xml:space="preserve"> </w:t>
-      </w:r>
-      <w:r>
-        <w:t xml:space="preserve">“A Coefficient of Agreement for Nominal Scales.”</w:t>
-      </w:r>
-      <w:r>
-        <w:t xml:space="preserve"> </w:t>
-      </w:r>
-      <w:r>
-        <w:rPr>
-          <w:i/>
-          <w:iCs/>
-        </w:rPr>
-        <w:t xml:space="preserve">Educational and Psychological Measurement</w:t>
-      </w:r>
-      <w:r>
-        <w:t xml:space="preserve"> </w:t>
-      </w:r>
-      <w:r>
-        <w:t xml:space="preserve">20 (1): 37–46.</w:t>
-      </w:r>
-      <w:r>
-        <w:t xml:space="preserve"> </w:t>
-      </w:r>
-      <w:hyperlink r:id="rId126">
-        <w:r>
-          <w:rPr>
-            <w:rStyle w:val="Hyperlink"/>
-          </w:rPr>
-          <w:t xml:space="preserve">https://doi.org/10.1177/001316446002000104</w:t>
-        </w:r>
-      </w:hyperlink>
-      <w:r>
-        <w:t xml:space="preserve">.</w:t>
-      </w:r>
-    </w:p>
-    <w:bookmarkEnd w:id="127"/>
-    <w:bookmarkStart w:id="129" w:name="ref-feinstein1990high"/>
-    <w:p>
-      <w:pPr>
-        <w:pStyle w:val="Bibliography"/>
-      </w:pPr>
-      <w:r>
-        <w:t xml:space="preserve">Feinstein, Alvan R., and Domenic V. Cicchetti. 1990.</w:t>
-      </w:r>
-      <w:r>
-        <w:t xml:space="preserve"> </w:t>
-      </w:r>
-      <w:r>
-        <w:t xml:space="preserve">“High Agreement but Low Kappa:</w:t>
-      </w:r>
-      <w:r>
-        <w:t xml:space="preserve"> </w:t>
-      </w:r>
-      <w:r>
-        <w:t xml:space="preserve">I</w:t>
-      </w:r>
-      <w:r>
-        <w:t xml:space="preserve">.</w:t>
-      </w:r>
-      <w:r>
-        <w:t xml:space="preserve"> </w:t>
-      </w:r>
-      <w:r>
-        <w:t xml:space="preserve">The</w:t>
-      </w:r>
-      <w:r>
-        <w:t xml:space="preserve"> </w:t>
-      </w:r>
-      <w:r>
-        <w:t xml:space="preserve">Problems of Two Paradoxes.”</w:t>
-      </w:r>
-      <w:r>
-        <w:t xml:space="preserve"> </w:t>
-      </w:r>
-      <w:r>
-        <w:rPr>
-          <w:i/>
-          <w:iCs/>
-        </w:rPr>
-        <w:t xml:space="preserve">Journal of Clinical Epidemiology</w:t>
-      </w:r>
-      <w:r>
-        <w:t xml:space="preserve"> </w:t>
-      </w:r>
-      <w:r>
-        <w:t xml:space="preserve">43 (6): 543–49.</w:t>
-      </w:r>
-      <w:r>
-        <w:t xml:space="preserve"> </w:t>
-      </w:r>
-      <w:hyperlink r:id="rId128">
-        <w:r>
-          <w:rPr>
-            <w:rStyle w:val="Hyperlink"/>
-          </w:rPr>
-          <w:t xml:space="preserve">https://doi.org/10.1016/0895-4356(90)90158-L</w:t>
-        </w:r>
-      </w:hyperlink>
-      <w:r>
-        <w:t xml:space="preserve">.</w:t>
-      </w:r>
-    </w:p>
-    <w:bookmarkEnd w:id="129"/>
-    <w:bookmarkStart w:id="131" w:name="ref-wikipedia_bayes_theorem"/>
-    <w:p>
-      <w:pPr>
-        <w:pStyle w:val="Bibliography"/>
-      </w:pPr>
-      <w:r>
-        <w:t xml:space="preserve">Wikipedia contributors. 2026a.</w:t>
-      </w:r>
-      <w:r>
-        <w:t xml:space="preserve"> </w:t>
-      </w:r>
-      <w:r>
-        <w:rPr>
-          <w:i/>
-          <w:iCs/>
-        </w:rPr>
-        <w:t xml:space="preserve">Bayes’ Theorem —</w:t>
-      </w:r>
-      <w:r>
-        <w:rPr>
-          <w:i/>
-          <w:iCs/>
-        </w:rPr>
-        <w:t xml:space="preserve"> </w:t>
-      </w:r>
-      <w:r>
-        <w:rPr>
-          <w:i/>
-          <w:iCs/>
-        </w:rPr>
+        <w:t xml:space="preserve">[1]</w:t>
+      </w:r>
+      <w:r>
+        <w:t xml:space="preserve"> </w:t>
+      </w:r>
+      <w:r>
+        <w:t xml:space="preserve">	</w:t>
+      </w:r>
+      <w:r>
+        <w:t xml:space="preserve">Wikipedia contributors,</w:t>
+      </w:r>
+      <w:r>
+        <w:t xml:space="preserve"> </w:t>
+      </w:r>
+      <w:r>
+        <w:t xml:space="preserve">“Bayes’ theorem —</w:t>
+      </w:r>
+      <w:r>
+        <w:t xml:space="preserve"> </w:t>
+      </w:r>
+      <w:r>
         <w:t xml:space="preserve">Wikipedia</w:t>
       </w:r>
       <w:r>
-        <w:rPr>
-          <w:i/>
-          <w:iCs/>
-        </w:rPr>
         <w:t xml:space="preserve">,</w:t>
       </w:r>
       <w:r>
-        <w:rPr>
-          <w:i/>
-          <w:iCs/>
-        </w:rPr>
-        <w:t xml:space="preserve"> </w:t>
-      </w:r>
-      <w:r>
-        <w:rPr>
-          <w:i/>
-          <w:iCs/>
-        </w:rPr>
-        <w:t xml:space="preserve">the Free Encyclopedia</w:t>
-      </w:r>
-      <w:r>
-        <w:t xml:space="preserve">.</w:t>
-      </w:r>
-      <w:r>
-        <w:t xml:space="preserve"> </w:t>
-      </w:r>
-      <w:hyperlink r:id="rId130">
+        <w:t xml:space="preserve"> </w:t>
+      </w:r>
+      <w:r>
+        <w:t xml:space="preserve">the free encyclopedia.”</w:t>
+      </w:r>
+      <w:r>
+        <w:t xml:space="preserve"> </w:t>
+      </w:r>
+      <w:r>
+        <w:t xml:space="preserve">2026. Available:</w:t>
+      </w:r>
+      <w:r>
+        <w:t xml:space="preserve"> </w:t>
+      </w:r>
+      <w:hyperlink r:id="rId123">
         <w:r>
           <w:rPr>
             <w:rStyle w:val="Hyperlink"/>
@@ -22734,18 +22445,336 @@
           <w:t xml:space="preserve">https://en.wikipedia.org/wiki/Bayes%27_theorem</w:t>
         </w:r>
       </w:hyperlink>
-      <w:r>
-        <w:t xml:space="preserve">.</w:t>
-      </w:r>
     </w:p>
-    <w:bookmarkEnd w:id="131"/>
-    <w:bookmarkStart w:id="133" w:name="ref-wikipedia_cohens_kappa"/>
+    <w:bookmarkEnd w:id="124"/>
+    <w:bookmarkStart w:id="126" w:name="ref-wikipedia_statistical_classification"/>
     <w:p>
       <w:pPr>
         <w:pStyle w:val="Bibliography"/>
       </w:pPr>
       <w:r>
-        <w:t xml:space="preserve">Wikipedia contributors. 2026b.</w:t>
+        <w:t xml:space="preserve">[2]</w:t>
+      </w:r>
+      <w:r>
+        <w:t xml:space="preserve"> </w:t>
+      </w:r>
+      <w:r>
+        <w:t xml:space="preserve">	</w:t>
+      </w:r>
+      <w:r>
+        <w:t xml:space="preserve">Wikipedia contributors,</w:t>
+      </w:r>
+      <w:r>
+        <w:t xml:space="preserve"> </w:t>
+      </w:r>
+      <w:r>
+        <w:t xml:space="preserve">“Statistical classification —</w:t>
+      </w:r>
+      <w:r>
+        <w:t xml:space="preserve"> </w:t>
+      </w:r>
+      <w:r>
+        <w:t xml:space="preserve">Wikipedia</w:t>
+      </w:r>
+      <w:r>
+        <w:t xml:space="preserve">,</w:t>
+      </w:r>
+      <w:r>
+        <w:t xml:space="preserve"> </w:t>
+      </w:r>
+      <w:r>
+        <w:t xml:space="preserve">the free encyclopedia.”</w:t>
+      </w:r>
+      <w:r>
+        <w:t xml:space="preserve"> </w:t>
+      </w:r>
+      <w:r>
+        <w:t xml:space="preserve">2026. Available:</w:t>
+      </w:r>
+      <w:r>
+        <w:t xml:space="preserve"> </w:t>
+      </w:r>
+      <w:hyperlink r:id="rId125">
+        <w:r>
+          <w:rPr>
+            <w:rStyle w:val="Hyperlink"/>
+          </w:rPr>
+          <w:t xml:space="preserve">https://en.wikipedia.org/wiki/Statistical_classification</w:t>
+        </w:r>
+      </w:hyperlink>
+    </w:p>
+    <w:bookmarkEnd w:id="126"/>
+    <w:bookmarkStart w:id="128" w:name="Xbceaa659ebcdaa6beedc7b326ccf5dd7dd38991"/>
+    <w:p>
+      <w:pPr>
+        <w:pStyle w:val="Bibliography"/>
+      </w:pPr>
+      <w:r>
+        <w:t xml:space="preserve">[3]</w:t>
+      </w:r>
+      <w:r>
+        <w:t xml:space="preserve"> </w:t>
+      </w:r>
+      <w:r>
+        <w:t xml:space="preserve">	</w:t>
+      </w:r>
+      <w:r>
+        <w:t xml:space="preserve">Wikipedia contributors,</w:t>
+      </w:r>
+      <w:r>
+        <w:t xml:space="preserve"> </w:t>
+      </w:r>
+      <w:r>
+        <w:t xml:space="preserve">“Sensitivity and specificity —</w:t>
+      </w:r>
+      <w:r>
+        <w:t xml:space="preserve"> </w:t>
+      </w:r>
+      <w:r>
+        <w:t xml:space="preserve">Wikipedia</w:t>
+      </w:r>
+      <w:r>
+        <w:t xml:space="preserve">,</w:t>
+      </w:r>
+      <w:r>
+        <w:t xml:space="preserve"> </w:t>
+      </w:r>
+      <w:r>
+        <w:t xml:space="preserve">the free encyclopedia.”</w:t>
+      </w:r>
+      <w:r>
+        <w:t xml:space="preserve"> </w:t>
+      </w:r>
+      <w:r>
+        <w:t xml:space="preserve">2026. Available:</w:t>
+      </w:r>
+      <w:r>
+        <w:t xml:space="preserve"> </w:t>
+      </w:r>
+      <w:hyperlink r:id="rId127">
+        <w:r>
+          <w:rPr>
+            <w:rStyle w:val="Hyperlink"/>
+          </w:rPr>
+          <w:t xml:space="preserve">https://en.wikipedia.org/wiki/Sensitivity_and_specificity</w:t>
+        </w:r>
+      </w:hyperlink>
+    </w:p>
+    <w:bookmarkEnd w:id="128"/>
+    <w:bookmarkStart w:id="130" w:name="ref-wikipedia_prevalence"/>
+    <w:p>
+      <w:pPr>
+        <w:pStyle w:val="Bibliography"/>
+      </w:pPr>
+      <w:r>
+        <w:t xml:space="preserve">[4]</w:t>
+      </w:r>
+      <w:r>
+        <w:t xml:space="preserve"> </w:t>
+      </w:r>
+      <w:r>
+        <w:t xml:space="preserve">	</w:t>
+      </w:r>
+      <w:r>
+        <w:t xml:space="preserve">Wikipedia contributors,</w:t>
+      </w:r>
+      <w:r>
+        <w:t xml:space="preserve"> </w:t>
+      </w:r>
+      <w:r>
+        <w:t xml:space="preserve">“Prevalence —</w:t>
+      </w:r>
+      <w:r>
+        <w:t xml:space="preserve"> </w:t>
+      </w:r>
+      <w:r>
+        <w:t xml:space="preserve">Wikipedia</w:t>
+      </w:r>
+      <w:r>
+        <w:t xml:space="preserve">,</w:t>
+      </w:r>
+      <w:r>
+        <w:t xml:space="preserve"> </w:t>
+      </w:r>
+      <w:r>
+        <w:t xml:space="preserve">the free encyclopedia.”</w:t>
+      </w:r>
+      <w:r>
+        <w:t xml:space="preserve"> </w:t>
+      </w:r>
+      <w:r>
+        <w:t xml:space="preserve">2026. Available:</w:t>
+      </w:r>
+      <w:r>
+        <w:t xml:space="preserve"> </w:t>
+      </w:r>
+      <w:hyperlink r:id="rId129">
+        <w:r>
+          <w:rPr>
+            <w:rStyle w:val="Hyperlink"/>
+          </w:rPr>
+          <w:t xml:space="preserve">https://en.wikipedia.org/wiki/Prevalence</w:t>
+        </w:r>
+      </w:hyperlink>
+    </w:p>
+    <w:bookmarkEnd w:id="130"/>
+    <w:bookmarkStart w:id="132" w:name="X75cf9b9a05792cf5ef16b86615766f184108c69"/>
+    <w:p>
+      <w:pPr>
+        <w:pStyle w:val="Bibliography"/>
+      </w:pPr>
+      <w:r>
+        <w:t xml:space="preserve">[5]</w:t>
+      </w:r>
+      <w:r>
+        <w:t xml:space="preserve"> </w:t>
+      </w:r>
+      <w:r>
+        <w:t xml:space="preserve">	</w:t>
+      </w:r>
+      <w:r>
+        <w:t xml:space="preserve">Wikipedia contributors,</w:t>
+      </w:r>
+      <w:r>
+        <w:t xml:space="preserve"> </w:t>
+      </w:r>
+      <w:r>
+        <w:t xml:space="preserve">“Positive and negative predictive values —</w:t>
+      </w:r>
+      <w:r>
+        <w:t xml:space="preserve"> </w:t>
+      </w:r>
+      <w:r>
+        <w:t xml:space="preserve">Wikipedia</w:t>
+      </w:r>
+      <w:r>
+        <w:t xml:space="preserve">,</w:t>
+      </w:r>
+      <w:r>
+        <w:t xml:space="preserve"> </w:t>
+      </w:r>
+      <w:r>
+        <w:t xml:space="preserve">the free encyclopedia.”</w:t>
+      </w:r>
+      <w:r>
+        <w:t xml:space="preserve"> </w:t>
+      </w:r>
+      <w:r>
+        <w:t xml:space="preserve">2026. Available:</w:t>
+      </w:r>
+      <w:r>
+        <w:t xml:space="preserve"> </w:t>
+      </w:r>
+      <w:hyperlink r:id="rId131">
+        <w:r>
+          <w:rPr>
+            <w:rStyle w:val="Hyperlink"/>
+          </w:rPr>
+          <w:t xml:space="preserve">https://en.wikipedia.org/wiki/Positive_and_negative_predictive_values</w:t>
+        </w:r>
+      </w:hyperlink>
+    </w:p>
+    <w:bookmarkEnd w:id="132"/>
+    <w:bookmarkStart w:id="134" w:name="ref-wikipedia_confusion_matrix"/>
+    <w:p>
+      <w:pPr>
+        <w:pStyle w:val="Bibliography"/>
+      </w:pPr>
+      <w:r>
+        <w:t xml:space="preserve">[6]</w:t>
+      </w:r>
+      <w:r>
+        <w:t xml:space="preserve"> </w:t>
+      </w:r>
+      <w:r>
+        <w:t xml:space="preserve">	</w:t>
+      </w:r>
+      <w:r>
+        <w:t xml:space="preserve">Wikipedia contributors,</w:t>
+      </w:r>
+      <w:r>
+        <w:t xml:space="preserve"> </w:t>
+      </w:r>
+      <w:r>
+        <w:t xml:space="preserve">“Confusion matrix —</w:t>
+      </w:r>
+      <w:r>
+        <w:t xml:space="preserve"> </w:t>
+      </w:r>
+      <w:r>
+        <w:t xml:space="preserve">Wikipedia</w:t>
+      </w:r>
+      <w:r>
+        <w:t xml:space="preserve">,</w:t>
+      </w:r>
+      <w:r>
+        <w:t xml:space="preserve"> </w:t>
+      </w:r>
+      <w:r>
+        <w:t xml:space="preserve">the free encyclopedia.”</w:t>
+      </w:r>
+      <w:r>
+        <w:t xml:space="preserve"> </w:t>
+      </w:r>
+      <w:r>
+        <w:t xml:space="preserve">2026. Available:</w:t>
+      </w:r>
+      <w:r>
+        <w:t xml:space="preserve"> </w:t>
+      </w:r>
+      <w:hyperlink r:id="rId133">
+        <w:r>
+          <w:rPr>
+            <w:rStyle w:val="Hyperlink"/>
+          </w:rPr>
+          <w:t xml:space="preserve">https://en.wikipedia.org/wiki/Confusion_matrix</w:t>
+        </w:r>
+      </w:hyperlink>
+    </w:p>
+    <w:bookmarkEnd w:id="134"/>
+    <w:bookmarkStart w:id="136" w:name="ref-cicchetti1990high"/>
+    <w:p>
+      <w:pPr>
+        <w:pStyle w:val="Bibliography"/>
+      </w:pPr>
+      <w:r>
+        <w:t xml:space="preserve">[7]</w:t>
+      </w:r>
+      <w:r>
+        <w:t xml:space="preserve"> </w:t>
+      </w:r>
+      <w:r>
+        <w:t xml:space="preserve">	</w:t>
+      </w:r>
+      <w:r>
+        <w:t xml:space="preserve">D. V. Cicchetti and A. R. Feinstein,</w:t>
+      </w:r>
+      <w:r>
+        <w:t xml:space="preserve"> </w:t>
+      </w:r>
+      <w:r>
+        <w:t xml:space="preserve">“High agreement but low kappa:</w:t>
+      </w:r>
+      <w:r>
+        <w:t xml:space="preserve"> </w:t>
+      </w:r>
+      <w:r>
+        <w:t xml:space="preserve">II</w:t>
+      </w:r>
+      <w:r>
+        <w:t xml:space="preserve">.</w:t>
+      </w:r>
+      <w:r>
+        <w:t xml:space="preserve"> </w:t>
+      </w:r>
+      <w:r>
+        <w:t xml:space="preserve">Resolving</w:t>
+      </w:r>
+      <w:r>
+        <w:t xml:space="preserve"> </w:t>
+      </w:r>
+      <w:r>
+        <w:t xml:space="preserve">the paradoxes,”</w:t>
       </w:r>
       <w:r>
         <w:t xml:space="preserve"> </w:t>
@@ -22755,50 +22784,184 @@
           <w:i/>
           <w:iCs/>
         </w:rPr>
-        <w:t xml:space="preserve">Cohen’s Kappa —</w:t>
+        <w:t xml:space="preserve">Journal of Clinical Epidemiology</w:t>
+      </w:r>
+      <w:r>
+        <w:t xml:space="preserve">, vol. 43, no. 6, pp. 551–558, 1990, doi:</w:t>
+      </w:r>
+      <w:r>
+        <w:t xml:space="preserve"> </w:t>
+      </w:r>
+      <w:hyperlink r:id="rId135">
+        <w:r>
+          <w:rPr>
+            <w:rStyle w:val="Hyperlink"/>
+          </w:rPr>
+          <w:t xml:space="preserve">10.1016/0895-4356(90)90159-M</w:t>
+        </w:r>
+      </w:hyperlink>
+      <w:r>
+        <w:t xml:space="preserve">.</w:t>
+      </w:r>
+    </w:p>
+    <w:bookmarkEnd w:id="136"/>
+    <w:bookmarkStart w:id="138" w:name="ref-wikipedia_harmonic_mean"/>
+    <w:p>
+      <w:pPr>
+        <w:pStyle w:val="Bibliography"/>
+      </w:pPr>
+      <w:r>
+        <w:t xml:space="preserve">[8]</w:t>
+      </w:r>
+      <w:r>
+        <w:t xml:space="preserve"> </w:t>
+      </w:r>
+      <w:r>
+        <w:t xml:space="preserve">	</w:t>
+      </w:r>
+      <w:r>
+        <w:t xml:space="preserve">Wikipedia contributors,</w:t>
+      </w:r>
+      <w:r>
+        <w:t xml:space="preserve"> </w:t>
+      </w:r>
+      <w:r>
+        <w:t xml:space="preserve">“Harmonic mean —</w:t>
+      </w:r>
+      <w:r>
+        <w:t xml:space="preserve"> </w:t>
+      </w:r>
+      <w:r>
+        <w:t xml:space="preserve">Wikipedia</w:t>
+      </w:r>
+      <w:r>
+        <w:t xml:space="preserve">,</w:t>
+      </w:r>
+      <w:r>
+        <w:t xml:space="preserve"> </w:t>
+      </w:r>
+      <w:r>
+        <w:t xml:space="preserve">the free encyclopedia.”</w:t>
+      </w:r>
+      <w:r>
+        <w:t xml:space="preserve"> </w:t>
+      </w:r>
+      <w:r>
+        <w:t xml:space="preserve">2026. Available:</w:t>
+      </w:r>
+      <w:r>
+        <w:t xml:space="preserve"> </w:t>
+      </w:r>
+      <w:hyperlink r:id="rId137">
+        <w:r>
+          <w:rPr>
+            <w:rStyle w:val="Hyperlink"/>
+          </w:rPr>
+          <w:t xml:space="preserve">https://en.wikipedia.org/wiki/Harmonic_mean</w:t>
+        </w:r>
+      </w:hyperlink>
+    </w:p>
+    <w:bookmarkEnd w:id="138"/>
+    <w:bookmarkStart w:id="140" w:name="ref-cohen1960coefficient"/>
+    <w:p>
+      <w:pPr>
+        <w:pStyle w:val="Bibliography"/>
+      </w:pPr>
+      <w:r>
+        <w:t xml:space="preserve">[9]</w:t>
+      </w:r>
+      <w:r>
+        <w:t xml:space="preserve"> </w:t>
+      </w:r>
+      <w:r>
+        <w:t xml:space="preserve">	</w:t>
+      </w:r>
+      <w:r>
+        <w:t xml:space="preserve">J. Cohen,</w:t>
+      </w:r>
+      <w:r>
+        <w:t xml:space="preserve"> </w:t>
+      </w:r>
+      <w:r>
+        <w:t xml:space="preserve">“A coefficient of agreement for nominal scales,”</w:t>
+      </w:r>
+      <w:r>
+        <w:t xml:space="preserve"> </w:t>
       </w:r>
       <w:r>
         <w:rPr>
           <w:i/>
           <w:iCs/>
         </w:rPr>
-        <w:t xml:space="preserve"> </w:t>
-      </w:r>
-      <w:r>
-        <w:rPr>
-          <w:i/>
-          <w:iCs/>
-        </w:rPr>
+        <w:t xml:space="preserve">Educational and Psychological Measurement</w:t>
+      </w:r>
+      <w:r>
+        <w:t xml:space="preserve">, vol. 20, no. 1, pp. 37–46, 1960, doi:</w:t>
+      </w:r>
+      <w:r>
+        <w:t xml:space="preserve"> </w:t>
+      </w:r>
+      <w:hyperlink r:id="rId139">
+        <w:r>
+          <w:rPr>
+            <w:rStyle w:val="Hyperlink"/>
+          </w:rPr>
+          <w:t xml:space="preserve">10.1177/001316446002000104</w:t>
+        </w:r>
+      </w:hyperlink>
+      <w:r>
+        <w:t xml:space="preserve">.</w:t>
+      </w:r>
+    </w:p>
+    <w:bookmarkEnd w:id="140"/>
+    <w:bookmarkStart w:id="142" w:name="ref-wikipedia_cohens_kappa"/>
+    <w:p>
+      <w:pPr>
+        <w:pStyle w:val="Bibliography"/>
+      </w:pPr>
+      <w:r>
+        <w:t xml:space="preserve">[10]</w:t>
+      </w:r>
+      <w:r>
+        <w:t xml:space="preserve"> </w:t>
+      </w:r>
+      <w:r>
+        <w:t xml:space="preserve">	</w:t>
+      </w:r>
+      <w:r>
+        <w:t xml:space="preserve">Wikipedia contributors,</w:t>
+      </w:r>
+      <w:r>
+        <w:t xml:space="preserve"> </w:t>
+      </w:r>
+      <w:r>
+        <w:t xml:space="preserve">“Cohen’s kappa —</w:t>
+      </w:r>
+      <w:r>
+        <w:t xml:space="preserve"> </w:t>
+      </w:r>
+      <w:r>
         <w:t xml:space="preserve">Wikipedia</w:t>
       </w:r>
       <w:r>
-        <w:rPr>
-          <w:i/>
-          <w:iCs/>
-        </w:rPr>
         <w:t xml:space="preserve">,</w:t>
       </w:r>
       <w:r>
-        <w:rPr>
-          <w:i/>
-          <w:iCs/>
-        </w:rPr>
-        <w:t xml:space="preserve"> </w:t>
-      </w:r>
-      <w:r>
-        <w:rPr>
-          <w:i/>
-          <w:iCs/>
-        </w:rPr>
-        <w:t xml:space="preserve">the Free Encyclopedia</w:t>
-      </w:r>
-      <w:r>
-        <w:t xml:space="preserve">.</w:t>
-      </w:r>
-      <w:r>
-        <w:t xml:space="preserve"> </w:t>
-      </w:r>
-      <w:hyperlink r:id="rId132">
+        <w:t xml:space="preserve"> </w:t>
+      </w:r>
+      <w:r>
+        <w:t xml:space="preserve">the free encyclopedia.”</w:t>
+      </w:r>
+      <w:r>
+        <w:t xml:space="preserve"> </w:t>
+      </w:r>
+      <w:r>
+        <w:t xml:space="preserve">2026. Available:</w:t>
+      </w:r>
+      <w:r>
+        <w:t xml:space="preserve"> </w:t>
+      </w:r>
+      <w:hyperlink r:id="rId141">
         <w:r>
           <w:rPr>
             <w:rStyle w:val="Hyperlink"/>
@@ -22806,18 +22969,51 @@
           <w:t xml:space="preserve">https://en.wikipedia.org/wiki/Cohen%27s_kappa</w:t>
         </w:r>
       </w:hyperlink>
-      <w:r>
-        <w:t xml:space="preserve">.</w:t>
-      </w:r>
     </w:p>
-    <w:bookmarkEnd w:id="133"/>
-    <w:bookmarkStart w:id="135" w:name="ref-wikipedia_confusion_matrix"/>
+    <w:bookmarkEnd w:id="142"/>
+    <w:bookmarkStart w:id="144" w:name="ref-feinstein1990high"/>
     <w:p>
       <w:pPr>
         <w:pStyle w:val="Bibliography"/>
       </w:pPr>
       <w:r>
-        <w:t xml:space="preserve">Wikipedia contributors. 2026c.</w:t>
+        <w:t xml:space="preserve">[11]</w:t>
+      </w:r>
+      <w:r>
+        <w:t xml:space="preserve"> </w:t>
+      </w:r>
+      <w:r>
+        <w:t xml:space="preserve">	</w:t>
+      </w:r>
+      <w:r>
+        <w:t xml:space="preserve">A. R. Feinstein and D. V. Cicchetti,</w:t>
+      </w:r>
+      <w:r>
+        <w:t xml:space="preserve"> </w:t>
+      </w:r>
+      <w:r>
+        <w:t xml:space="preserve">“High agreement but low kappa:</w:t>
+      </w:r>
+      <w:r>
+        <w:t xml:space="preserve"> </w:t>
+      </w:r>
+      <w:r>
+        <w:t xml:space="preserve">I</w:t>
+      </w:r>
+      <w:r>
+        <w:t xml:space="preserve">.</w:t>
+      </w:r>
+      <w:r>
+        <w:t xml:space="preserve"> </w:t>
+      </w:r>
+      <w:r>
+        <w:t xml:space="preserve">The</w:t>
+      </w:r>
+      <w:r>
+        <w:t xml:space="preserve"> </w:t>
+      </w:r>
+      <w:r>
+        <w:t xml:space="preserve">problems of two paradoxes,”</w:t>
       </w:r>
       <w:r>
         <w:t xml:space="preserve"> </w:t>
@@ -22827,496 +23023,29 @@
           <w:i/>
           <w:iCs/>
         </w:rPr>
-        <w:t xml:space="preserve">Confusion Matrix —</w:t>
-      </w:r>
-      <w:r>
-        <w:rPr>
-          <w:i/>
-          <w:iCs/>
-        </w:rPr>
-        <w:t xml:space="preserve"> </w:t>
-      </w:r>
-      <w:r>
-        <w:rPr>
-          <w:i/>
-          <w:iCs/>
-        </w:rPr>
-        <w:t xml:space="preserve">Wikipedia</w:t>
-      </w:r>
-      <w:r>
-        <w:rPr>
-          <w:i/>
-          <w:iCs/>
-        </w:rPr>
-        <w:t xml:space="preserve">,</w:t>
-      </w:r>
-      <w:r>
-        <w:rPr>
-          <w:i/>
-          <w:iCs/>
-        </w:rPr>
-        <w:t xml:space="preserve"> </w:t>
-      </w:r>
-      <w:r>
-        <w:rPr>
-          <w:i/>
-          <w:iCs/>
-        </w:rPr>
-        <w:t xml:space="preserve">the Free Encyclopedia</w:t>
-      </w:r>
-      <w:r>
-        <w:t xml:space="preserve">.</w:t>
-      </w:r>
-      <w:r>
-        <w:t xml:space="preserve"> </w:t>
-      </w:r>
-      <w:hyperlink r:id="rId134">
+        <w:t xml:space="preserve">Journal of Clinical Epidemiology</w:t>
+      </w:r>
+      <w:r>
+        <w:t xml:space="preserve">, vol. 43, no. 6, pp. 543–549, 1990, doi:</w:t>
+      </w:r>
+      <w:r>
+        <w:t xml:space="preserve"> </w:t>
+      </w:r>
+      <w:hyperlink r:id="rId143">
         <w:r>
           <w:rPr>
             <w:rStyle w:val="Hyperlink"/>
           </w:rPr>
-          <w:t xml:space="preserve">https://en.wikipedia.org/wiki/Confusion_matrix</w:t>
+          <w:t xml:space="preserve">10.1016/0895-4356(90)90158-L</w:t>
         </w:r>
       </w:hyperlink>
       <w:r>
         <w:t xml:space="preserve">.</w:t>
       </w:r>
     </w:p>
-    <w:bookmarkEnd w:id="135"/>
-    <w:bookmarkStart w:id="137" w:name="ref-wikipedia_harmonic_mean"/>
-    <w:p>
-      <w:pPr>
-        <w:pStyle w:val="Bibliography"/>
-      </w:pPr>
-      <w:r>
-        <w:t xml:space="preserve">Wikipedia contributors. 2026d.</w:t>
-      </w:r>
-      <w:r>
-        <w:t xml:space="preserve"> </w:t>
-      </w:r>
-      <w:r>
-        <w:rPr>
-          <w:i/>
-          <w:iCs/>
-        </w:rPr>
-        <w:t xml:space="preserve">Harmonic Mean —</w:t>
-      </w:r>
-      <w:r>
-        <w:rPr>
-          <w:i/>
-          <w:iCs/>
-        </w:rPr>
-        <w:t xml:space="preserve"> </w:t>
-      </w:r>
-      <w:r>
-        <w:rPr>
-          <w:i/>
-          <w:iCs/>
-        </w:rPr>
-        <w:t xml:space="preserve">Wikipedia</w:t>
-      </w:r>
-      <w:r>
-        <w:rPr>
-          <w:i/>
-          <w:iCs/>
-        </w:rPr>
-        <w:t xml:space="preserve">,</w:t>
-      </w:r>
-      <w:r>
-        <w:rPr>
-          <w:i/>
-          <w:iCs/>
-        </w:rPr>
-        <w:t xml:space="preserve"> </w:t>
-      </w:r>
-      <w:r>
-        <w:rPr>
-          <w:i/>
-          <w:iCs/>
-        </w:rPr>
-        <w:t xml:space="preserve">the Free Encyclopedia</w:t>
-      </w:r>
-      <w:r>
-        <w:t xml:space="preserve">.</w:t>
-      </w:r>
-      <w:r>
-        <w:t xml:space="preserve"> </w:t>
-      </w:r>
-      <w:hyperlink r:id="rId136">
-        <w:r>
-          <w:rPr>
-            <w:rStyle w:val="Hyperlink"/>
-          </w:rPr>
-          <w:t xml:space="preserve">https://en.wikipedia.org/wiki/Harmonic_mean</w:t>
-        </w:r>
-      </w:hyperlink>
-      <w:r>
-        <w:t xml:space="preserve">.</w:t>
-      </w:r>
-    </w:p>
-    <w:bookmarkEnd w:id="137"/>
-    <w:bookmarkStart w:id="139" w:name="X75cf9b9a05792cf5ef16b86615766f184108c69"/>
-    <w:p>
-      <w:pPr>
-        <w:pStyle w:val="Bibliography"/>
-      </w:pPr>
-      <w:r>
-        <w:t xml:space="preserve">Wikipedia contributors. 2026e.</w:t>
-      </w:r>
-      <w:r>
-        <w:t xml:space="preserve"> </w:t>
-      </w:r>
-      <w:r>
-        <w:rPr>
-          <w:i/>
-          <w:iCs/>
-        </w:rPr>
-        <w:t xml:space="preserve">Positive and Negative Predictive Values —</w:t>
-      </w:r>
-      <w:r>
-        <w:rPr>
-          <w:i/>
-          <w:iCs/>
-        </w:rPr>
-        <w:t xml:space="preserve"> </w:t>
-      </w:r>
-      <w:r>
-        <w:rPr>
-          <w:i/>
-          <w:iCs/>
-        </w:rPr>
-        <w:t xml:space="preserve">Wikipedia</w:t>
-      </w:r>
-      <w:r>
-        <w:rPr>
-          <w:i/>
-          <w:iCs/>
-        </w:rPr>
-        <w:t xml:space="preserve">,</w:t>
-      </w:r>
-      <w:r>
-        <w:rPr>
-          <w:i/>
-          <w:iCs/>
-        </w:rPr>
-        <w:t xml:space="preserve"> </w:t>
-      </w:r>
-      <w:r>
-        <w:rPr>
-          <w:i/>
-          <w:iCs/>
-        </w:rPr>
-        <w:t xml:space="preserve">the Free Encyclopedia</w:t>
-      </w:r>
-      <w:r>
-        <w:t xml:space="preserve">.</w:t>
-      </w:r>
-      <w:r>
-        <w:t xml:space="preserve"> </w:t>
-      </w:r>
-      <w:hyperlink r:id="rId138">
-        <w:r>
-          <w:rPr>
-            <w:rStyle w:val="Hyperlink"/>
-          </w:rPr>
-          <w:t xml:space="preserve">https://en.wikipedia.org/wiki/Positive_and_negative_predictive_values</w:t>
-        </w:r>
-      </w:hyperlink>
-      <w:r>
-        <w:t xml:space="preserve">.</w:t>
-      </w:r>
-    </w:p>
-    <w:bookmarkEnd w:id="139"/>
-    <w:bookmarkStart w:id="141" w:name="ref-wikipedia_prevalence"/>
-    <w:p>
-      <w:pPr>
-        <w:pStyle w:val="Bibliography"/>
-      </w:pPr>
-      <w:r>
-        <w:t xml:space="preserve">Wikipedia contributors. 2026f.</w:t>
-      </w:r>
-      <w:r>
-        <w:t xml:space="preserve"> </w:t>
-      </w:r>
-      <w:r>
-        <w:rPr>
-          <w:i/>
-          <w:iCs/>
-        </w:rPr>
-        <w:t xml:space="preserve">Prevalence —</w:t>
-      </w:r>
-      <w:r>
-        <w:rPr>
-          <w:i/>
-          <w:iCs/>
-        </w:rPr>
-        <w:t xml:space="preserve"> </w:t>
-      </w:r>
-      <w:r>
-        <w:rPr>
-          <w:i/>
-          <w:iCs/>
-        </w:rPr>
-        <w:t xml:space="preserve">Wikipedia</w:t>
-      </w:r>
-      <w:r>
-        <w:rPr>
-          <w:i/>
-          <w:iCs/>
-        </w:rPr>
-        <w:t xml:space="preserve">,</w:t>
-      </w:r>
-      <w:r>
-        <w:rPr>
-          <w:i/>
-          <w:iCs/>
-        </w:rPr>
-        <w:t xml:space="preserve"> </w:t>
-      </w:r>
-      <w:r>
-        <w:rPr>
-          <w:i/>
-          <w:iCs/>
-        </w:rPr>
-        <w:t xml:space="preserve">the Free Encyclopedia</w:t>
-      </w:r>
-      <w:r>
-        <w:t xml:space="preserve">.</w:t>
-      </w:r>
-      <w:r>
-        <w:t xml:space="preserve"> </w:t>
-      </w:r>
-      <w:hyperlink r:id="rId140">
-        <w:r>
-          <w:rPr>
-            <w:rStyle w:val="Hyperlink"/>
-          </w:rPr>
-          <w:t xml:space="preserve">https://en.wikipedia.org/wiki/Prevalence</w:t>
-        </w:r>
-      </w:hyperlink>
-      <w:r>
-        <w:t xml:space="preserve">.</w:t>
-      </w:r>
-    </w:p>
-    <w:bookmarkEnd w:id="141"/>
-    <w:bookmarkStart w:id="143" w:name="Xfffb53f5b0ad1d419681ebafca95a6a82b949a7"/>
-    <w:p>
-      <w:pPr>
-        <w:pStyle w:val="Bibliography"/>
-      </w:pPr>
-      <w:r>
-        <w:t xml:space="preserve">Wikipedia contributors. 2026g.</w:t>
-      </w:r>
-      <w:r>
-        <w:t xml:space="preserve"> </w:t>
-      </w:r>
-      <w:r>
-        <w:rPr>
-          <w:i/>
-          <w:iCs/>
-        </w:rPr>
-        <w:t xml:space="preserve">Receiver Operating Characteristic —</w:t>
-      </w:r>
-      <w:r>
-        <w:rPr>
-          <w:i/>
-          <w:iCs/>
-        </w:rPr>
-        <w:t xml:space="preserve"> </w:t>
-      </w:r>
-      <w:r>
-        <w:rPr>
-          <w:i/>
-          <w:iCs/>
-        </w:rPr>
-        <w:t xml:space="preserve">Wikipedia</w:t>
-      </w:r>
-      <w:r>
-        <w:rPr>
-          <w:i/>
-          <w:iCs/>
-        </w:rPr>
-        <w:t xml:space="preserve">,</w:t>
-      </w:r>
-      <w:r>
-        <w:rPr>
-          <w:i/>
-          <w:iCs/>
-        </w:rPr>
-        <w:t xml:space="preserve"> </w:t>
-      </w:r>
-      <w:r>
-        <w:rPr>
-          <w:i/>
-          <w:iCs/>
-        </w:rPr>
-        <w:t xml:space="preserve">the Free Encyclopedia</w:t>
-      </w:r>
-      <w:r>
-        <w:t xml:space="preserve">.</w:t>
-      </w:r>
-      <w:r>
-        <w:t xml:space="preserve"> </w:t>
-      </w:r>
-      <w:hyperlink r:id="rId142">
-        <w:r>
-          <w:rPr>
-            <w:rStyle w:val="Hyperlink"/>
-          </w:rPr>
-          <w:t xml:space="preserve">https://en.wikipedia.org/wiki/Receiver_operating_characteristic</w:t>
-        </w:r>
-      </w:hyperlink>
-      <w:r>
-        <w:t xml:space="preserve">.</w:t>
-      </w:r>
-    </w:p>
-    <w:bookmarkEnd w:id="143"/>
-    <w:bookmarkStart w:id="145" w:name="Xbceaa659ebcdaa6beedc7b326ccf5dd7dd38991"/>
-    <w:p>
-      <w:pPr>
-        <w:pStyle w:val="Bibliography"/>
-      </w:pPr>
-      <w:r>
-        <w:t xml:space="preserve">Wikipedia contributors. 2026h.</w:t>
-      </w:r>
-      <w:r>
-        <w:t xml:space="preserve"> </w:t>
-      </w:r>
-      <w:r>
-        <w:rPr>
-          <w:i/>
-          <w:iCs/>
-        </w:rPr>
-        <w:t xml:space="preserve">Sensitivity and Specificity —</w:t>
-      </w:r>
-      <w:r>
-        <w:rPr>
-          <w:i/>
-          <w:iCs/>
-        </w:rPr>
-        <w:t xml:space="preserve"> </w:t>
-      </w:r>
-      <w:r>
-        <w:rPr>
-          <w:i/>
-          <w:iCs/>
-        </w:rPr>
-        <w:t xml:space="preserve">Wikipedia</w:t>
-      </w:r>
-      <w:r>
-        <w:rPr>
-          <w:i/>
-          <w:iCs/>
-        </w:rPr>
-        <w:t xml:space="preserve">,</w:t>
-      </w:r>
-      <w:r>
-        <w:rPr>
-          <w:i/>
-          <w:iCs/>
-        </w:rPr>
-        <w:t xml:space="preserve"> </w:t>
-      </w:r>
-      <w:r>
-        <w:rPr>
-          <w:i/>
-          <w:iCs/>
-        </w:rPr>
-        <w:t xml:space="preserve">the Free Encyclopedia</w:t>
-      </w:r>
-      <w:r>
-        <w:t xml:space="preserve">.</w:t>
-      </w:r>
-      <w:r>
-        <w:t xml:space="preserve"> </w:t>
-      </w:r>
-      <w:hyperlink r:id="rId144">
-        <w:r>
-          <w:rPr>
-            <w:rStyle w:val="Hyperlink"/>
-          </w:rPr>
-          <w:t xml:space="preserve">https://en.wikipedia.org/wiki/Sensitivity_and_specificity</w:t>
-        </w:r>
-      </w:hyperlink>
-      <w:r>
-        <w:t xml:space="preserve">.</w:t>
-      </w:r>
-    </w:p>
+    <w:bookmarkEnd w:id="144"/>
     <w:bookmarkEnd w:id="145"/>
-    <w:bookmarkStart w:id="147" w:name="ref-wikipedia_statistical_classification"/>
-    <w:p>
-      <w:pPr>
-        <w:pStyle w:val="Bibliography"/>
-      </w:pPr>
-      <w:r>
-        <w:t xml:space="preserve">Wikipedia contributors. 2026i.</w:t>
-      </w:r>
-      <w:r>
-        <w:t xml:space="preserve"> </w:t>
-      </w:r>
-      <w:r>
-        <w:rPr>
-          <w:i/>
-          <w:iCs/>
-        </w:rPr>
-        <w:t xml:space="preserve">Statistical Classification —</w:t>
-      </w:r>
-      <w:r>
-        <w:rPr>
-          <w:i/>
-          <w:iCs/>
-        </w:rPr>
-        <w:t xml:space="preserve"> </w:t>
-      </w:r>
-      <w:r>
-        <w:rPr>
-          <w:i/>
-          <w:iCs/>
-        </w:rPr>
-        <w:t xml:space="preserve">Wikipedia</w:t>
-      </w:r>
-      <w:r>
-        <w:rPr>
-          <w:i/>
-          <w:iCs/>
-        </w:rPr>
-        <w:t xml:space="preserve">,</w:t>
-      </w:r>
-      <w:r>
-        <w:rPr>
-          <w:i/>
-          <w:iCs/>
-        </w:rPr>
-        <w:t xml:space="preserve"> </w:t>
-      </w:r>
-      <w:r>
-        <w:rPr>
-          <w:i/>
-          <w:iCs/>
-        </w:rPr>
-        <w:t xml:space="preserve">the Free Encyclopedia</w:t>
-      </w:r>
-      <w:r>
-        <w:t xml:space="preserve">.</w:t>
-      </w:r>
-      <w:r>
-        <w:t xml:space="preserve"> </w:t>
-      </w:r>
-      <w:hyperlink r:id="rId146">
-        <w:r>
-          <w:rPr>
-            <w:rStyle w:val="Hyperlink"/>
-          </w:rPr>
-          <w:t xml:space="preserve">https://en.wikipedia.org/wiki/Statistical_classification</w:t>
-        </w:r>
-      </w:hyperlink>
-      <w:r>
-        <w:t xml:space="preserve">.</w:t>
-      </w:r>
-    </w:p>
-    <w:bookmarkEnd w:id="147"/>
-    <w:bookmarkEnd w:id="148"/>
-    <w:bookmarkEnd w:id="149"/>
+    <w:bookmarkEnd w:id="146"/>
     <w:sectPr>
       <w:footnotePr>
         <w:numRestart w:val="eachSect"/>
@@ -23549,9 +23278,6 @@
     <w:abstractNumId w:val="991"/>
   </w:num>
   <w:num w:numId="1006">
-    <w:abstractNumId w:val="991"/>
-  </w:num>
-  <w:num w:numId="1007">
     <w:abstractNumId w:val="991"/>
   </w:num>
 </w:numbering>
